--- a/companies/meridian-actuarial/People/2023.08.02 - Onboarding - Nicole Hanna.docx
+++ b/companies/meridian-actuarial/People/2023.08.02 - Onboarding - Nicole Hanna.docx
@@ -3,18 +3,26 @@
 <w:document xmlns:wpc="http://schemas.microsoft.com/office/word/2010/wordprocessingCanvas" xmlns:mo="http://schemas.microsoft.com/office/mac/office/2008/main" xmlns:mc="http://schemas.openxmlformats.org/markup-compatibility/2006" xmlns:mv="urn:schemas-microsoft-com:mac:vml" xmlns:o="urn:schemas-microsoft-com:office:office" xmlns:r="http://schemas.openxmlformats.org/officeDocument/2006/relationships" xmlns:m="http://schemas.openxmlformats.org/officeDocument/2006/math" xmlns:v="urn:schemas-microsoft-com:vml" xmlns:wp14="http://schemas.microsoft.com/office/word/2010/wordprocessingDrawing" xmlns:wp="http://schemas.openxmlformats.org/drawingml/2006/wordprocessingDrawing" xmlns:w10="urn:schemas-microsoft-com:office:word" xmlns:w="http://schemas.openxmlformats.org/wordprocessingml/2006/main" xmlns:w14="http://schemas.microsoft.com/office/word/2010/wordml" xmlns:wpg="http://schemas.microsoft.com/office/word/2010/wordprocessingGroup" xmlns:wpi="http://schemas.microsoft.com/office/word/2010/wordprocessingInk" xmlns:wne="http://schemas.microsoft.com/office/word/2006/wordml" xmlns:wps="http://schemas.microsoft.com/office/word/2010/wordprocessingShape" mc:Ignorable="w14 wp14">
   <w:body>
     <w:p>
+      <w:pPr>
+        <w:pStyle w:val="Heading1"/>
+      </w:pPr>
       <w:r>
-        <w:t>Nicole Hanna, welcome. Here is the first-week orientation in writing, which I find wears better than anything said in passing on a busy morning. The firm has grown enough that no one person can walk you through the whole of it anymore, so consider this the map.</w:t>
+        <w:t>Nicole Hanna starts on the valuation team</w:t>
       </w:r>
     </w:p>
     <w:p>
       <w:r>
-        <w:t>You join us as an Actuarial Associate on the consulting bench. Your work will be valuation support and data checks: taking the client files a valuation rests on and testing that they hold up before the numbers built on them go any further. You will report to Jennifer Vasquez, our Consulting Actuary. She sets the schedule and the assignments, and she is the first person to raise a question with when a file or a figure does not check out.</w:t>
+        <w:t>Nicole Hanna has joined us as an Actuarial Associate, and her first days have gone smoothly. We are glad to have her. She will support the valuation team, which is where much of the firm's year is spent, and she has already found her way around our file structure.</w:t>
       </w:r>
     </w:p>
     <w:p>
       <w:r>
-        <w:t>A few things for the early going:</w:t>
+        <w:t>Nicole reports to Jennifer Vasquez, Consulting Actuary. Her work is data intake, file checks and first drafts of exhibits. Intake comes first in a valuation, and an error that gets past intake is carried into every number after it. So when a census or asset file arrives, Nicole will check it against the prior year and against what the client told us to expect. She will write down exactly what she found. What a finding means is for the reviewing actuary to decide. We keep those two steps apart on purpose, and our reports keep them apart as well. If a file is late, or arrives in a different layout from the one we received last year, she should tell the analyst on the engagement the same day, so that the schedule can be adjusted while there is still room to adjust it.</w:t>
+      </w:r>
+    </w:p>
+    <w:p>
+      <w:r>
+        <w:t>Our wording on data reliance and on the qualifications attached to a result has been worked out over many reports, and she should learn it before she writes any of it. Her first period covers the following:</w:t>
       </w:r>
     </w:p>
     <w:p>
@@ -22,7 +30,7 @@
         <w:pStyle w:val="ListBullet"/>
       </w:pPr>
       <w:r>
-        <w:t>Begin by running the data checks on a valuation already in progress, and follow what happens to a file once it clears them. Seeing where your checks feed into the result is the fastest way to understand why they matter.</w:t>
+        <w:t>1. Read the standard reliance and qualification paragraphs, then read them in place in a recently issued valuation report.</w:t>
       </w:r>
     </w:p>
     <w:p>
@@ -30,7 +38,7 @@
         <w:pStyle w:val="ListBullet"/>
       </w:pPr>
       <w:r>
-        <w:t>Keep the two things separate in your notes: what a file actually shows, and what has been assumed about it. Write down which is which. It is the habit the whole firm is built on, and you will hear me press on it more than once.</w:t>
+        <w:t>2. Run the intake checklist on the next census file that arrives, alongside the analyst on that engagement.</w:t>
       </w:r>
     </w:p>
     <w:p>
@@ -38,17 +46,28 @@
         <w:pStyle w:val="ListBullet"/>
       </w:pPr>
       <w:r>
-        <w:t>When a check turns up something that does not reconcile, raise it before it travels any further. A discrepancy caught at the data stage is a note; the same discrepancy caught in a filed report is a problem.</w:t>
+        <w:t>3. Keep a log for each file she checks: what was received, what was tested, and what did not reconcile.</w:t>
+      </w:r>
+    </w:p>
+    <w:p>
+      <w:pPr>
+        <w:pStyle w:val="ListBullet"/>
+      </w:pPr>
+      <w:r>
+        <w:t>4. Draft one set of exhibits from a completed valuation and go through the draft line by line with the reviewer.</w:t>
+      </w:r>
+    </w:p>
+    <w:p>
+      <w:pPr>
+        <w:pStyle w:val="ListBullet"/>
+      </w:pPr>
+      <w:r>
+        <w:t>5. Meet with Jennifer Vasquez each week through the end of the summer, and less often once they agree the work needs less review.</w:t>
       </w:r>
     </w:p>
     <w:p>
       <w:r>
-        <w:t>It helps to keep in mind whom this is all for. Our clients fund pensions and benefits that come due long into the future, and the decisions they make rest on numbers we certify. A file that quietly does not tie can carry all the way through to an opinion if no one stops it, which is exactly the work you are here to do. Find me in your first week and we will sit with a live valuation, so you can see where your checks fit into the whole. We are glad you have joined us.</w:t>
-      </w:r>
-    </w:p>
-    <w:p>
-      <w:r>
-        <w:t>Robert Lawrence, Managing Actuary</w:t>
+        <w:t>There is no deadline on these items beyond doing them carefully and writing down what was done. Robert Lawrence will sit in on one of the weekly meetings once Nicole has had a couple of months with us, to hear how the work is going and what we should change for her. Questions are welcome at any stage of a check, and Jennifer Vasquez would prefer to hear them early.</w:t>
       </w:r>
     </w:p>
     <w:sectPr>
